--- a/PRT661 - DSP SYD7 - A1.docx
+++ b/PRT661 - DSP SYD7 - A1.docx
@@ -469,7 +469,7 @@
                     <pic:cNvPicPr/>
                   </pic:nvPicPr>
                   <pic:blipFill>
-                    <a:blip r:embed="rId4"/>
+                    <a:blip r:embed="rId5"/>
                     <a:stretch>
                       <a:fillRect/>
                     </a:stretch>
@@ -940,7 +940,7 @@
       </w:r>
     </w:p>
     <w:p>
-      <w:hyperlink r:id="rId5" w:history="1">
+      <w:hyperlink r:id="rId6" w:history="1">
         <w:r>
           <w:rPr>
             <w:rStyle w:val="Hyperlink"/>
@@ -970,7 +970,7 @@
       </w:r>
     </w:p>
     <w:p>
-      <w:hyperlink r:id="rId6" w:history="1">
+      <w:hyperlink r:id="rId7" w:history="1">
         <w:r>
           <w:rPr>
             <w:rStyle w:val="Hyperlink"/>
@@ -990,7 +990,7 @@
       </w:r>
     </w:p>
     <w:p>
-      <w:hyperlink r:id="rId7" w:history="1">
+      <w:hyperlink r:id="rId8" w:history="1">
         <w:r>
           <w:rPr>
             <w:rStyle w:val="Hyperlink"/>
@@ -2005,11 +2005,9 @@
       <w:r>
         <w:t xml:space="preserve">'s tail numbers </w:t>
       </w:r>
-      <w:proofErr w:type="gramStart"/>
       <w:r>
         <w:t>is</w:t>
       </w:r>
-      <w:proofErr w:type="gramEnd"/>
       <w:r>
         <w:t xml:space="preserve"> publicly published.</w:t>
       </w:r>
@@ -2050,6 +2048,1923 @@
         <w:t xml:space="preserve"> role-based access control is used for access to the repositories, and all communication is by means of university-sanctioned Microsoft Teams/Outlook. The data lineage log is created and kept throughout the process, with every data transformation committed, following the approach of Stoudt et al. (2024).</w:t>
       </w:r>
     </w:p>
+    <w:p/>
+    <w:p>
+      <w:pPr>
+        <w:rPr>
+          <w:b/>
+          <w:bCs/>
+        </w:rPr>
+      </w:pPr>
+      <w:bookmarkStart w:id="15" w:name="_Toc237725067"/>
+      <w:r>
+        <w:rPr>
+          <w:b/>
+          <w:bCs/>
+        </w:rPr>
+        <w:t>Appendices</w:t>
+      </w:r>
+      <w:bookmarkEnd w:id="15"/>
+    </w:p>
+    <w:p>
+      <w:pPr>
+        <w:rPr>
+          <w:b/>
+          <w:bCs/>
+        </w:rPr>
+      </w:pPr>
+      <w:bookmarkStart w:id="16" w:name="_Toc237725068"/>
+      <w:r>
+        <w:rPr>
+          <w:b/>
+          <w:bCs/>
+        </w:rPr>
+        <w:t>Appendix A: Data Dictionary</w:t>
+      </w:r>
+      <w:bookmarkEnd w:id="16"/>
+      <w:r>
+        <w:rPr>
+          <w:b/>
+          <w:bCs/>
+        </w:rPr>
+        <w:t xml:space="preserve"> </w:t>
+      </w:r>
+    </w:p>
+    <w:p>
+      <w:pPr>
+        <w:rPr>
+          <w:b/>
+          <w:bCs/>
+        </w:rPr>
+      </w:pPr>
+      <w:r>
+        <w:rPr>
+          <w:b/>
+          <w:bCs/>
+        </w:rPr>
+        <w:t xml:space="preserve">Table </w:t>
+      </w:r>
+      <w:r>
+        <w:rPr>
+          <w:b/>
+          <w:bCs/>
+        </w:rPr>
+        <w:fldChar w:fldCharType="begin"/>
+      </w:r>
+      <w:r>
+        <w:rPr>
+          <w:b/>
+          <w:bCs/>
+        </w:rPr>
+        <w:instrText xml:space="preserve"> SEQ Table \* ARABIC </w:instrText>
+      </w:r>
+      <w:r>
+        <w:rPr>
+          <w:b/>
+          <w:bCs/>
+        </w:rPr>
+        <w:fldChar w:fldCharType="separate"/>
+      </w:r>
+      <w:r>
+        <w:rPr>
+          <w:b/>
+          <w:bCs/>
+        </w:rPr>
+        <w:t>5</w:t>
+      </w:r>
+      <w:r>
+        <w:fldChar w:fldCharType="end"/>
+      </w:r>
+      <w:r>
+        <w:rPr>
+          <w:b/>
+          <w:bCs/>
+        </w:rPr>
+        <w:t>: Key fields by source dataset</w:t>
+      </w:r>
+    </w:p>
+    <w:tbl>
+      <w:tblPr>
+        <w:tblStyle w:val="TableGrid"/>
+        <w:tblW w:w="0" w:type="auto"/>
+        <w:tblLook w:val="04A0" w:firstRow="1" w:lastRow="0" w:firstColumn="1" w:lastColumn="0" w:noHBand="0" w:noVBand="1"/>
+      </w:tblPr>
+      <w:tblGrid>
+        <w:gridCol w:w="1544"/>
+        <w:gridCol w:w="3376"/>
+        <w:gridCol w:w="2591"/>
+        <w:gridCol w:w="1505"/>
+      </w:tblGrid>
+      <w:tr>
+        <w:tc>
+          <w:tcPr>
+            <w:tcW w:w="0" w:type="auto"/>
+            <w:tcBorders>
+              <w:top w:val="single" w:sz="4" w:space="0" w:color="auto"/>
+              <w:left w:val="single" w:sz="4" w:space="0" w:color="auto"/>
+              <w:bottom w:val="single" w:sz="4" w:space="0" w:color="auto"/>
+              <w:right w:val="single" w:sz="4" w:space="0" w:color="auto"/>
+            </w:tcBorders>
+            <w:hideMark/>
+          </w:tcPr>
+          <w:p>
+            <w:r>
+              <w:rPr>
+                <w:b/>
+              </w:rPr>
+              <w:t>Dataset</w:t>
+            </w:r>
+          </w:p>
+        </w:tc>
+        <w:tc>
+          <w:tcPr>
+            <w:tcW w:w="0" w:type="auto"/>
+            <w:tcBorders>
+              <w:top w:val="single" w:sz="4" w:space="0" w:color="auto"/>
+              <w:left w:val="single" w:sz="4" w:space="0" w:color="auto"/>
+              <w:bottom w:val="single" w:sz="4" w:space="0" w:color="auto"/>
+              <w:right w:val="single" w:sz="4" w:space="0" w:color="auto"/>
+            </w:tcBorders>
+            <w:hideMark/>
+          </w:tcPr>
+          <w:p>
+            <w:r>
+              <w:rPr>
+                <w:b/>
+              </w:rPr>
+              <w:t>Field</w:t>
+            </w:r>
+          </w:p>
+        </w:tc>
+        <w:tc>
+          <w:tcPr>
+            <w:tcW w:w="0" w:type="auto"/>
+            <w:tcBorders>
+              <w:top w:val="single" w:sz="4" w:space="0" w:color="auto"/>
+              <w:left w:val="single" w:sz="4" w:space="0" w:color="auto"/>
+              <w:bottom w:val="single" w:sz="4" w:space="0" w:color="auto"/>
+              <w:right w:val="single" w:sz="4" w:space="0" w:color="auto"/>
+            </w:tcBorders>
+            <w:hideMark/>
+          </w:tcPr>
+          <w:p>
+            <w:r>
+              <w:rPr>
+                <w:b/>
+              </w:rPr>
+              <w:t>Description</w:t>
+            </w:r>
+          </w:p>
+        </w:tc>
+        <w:tc>
+          <w:tcPr>
+            <w:tcW w:w="0" w:type="auto"/>
+            <w:tcBorders>
+              <w:top w:val="single" w:sz="4" w:space="0" w:color="auto"/>
+              <w:left w:val="single" w:sz="4" w:space="0" w:color="auto"/>
+              <w:bottom w:val="single" w:sz="4" w:space="0" w:color="auto"/>
+              <w:right w:val="single" w:sz="4" w:space="0" w:color="auto"/>
+            </w:tcBorders>
+            <w:hideMark/>
+          </w:tcPr>
+          <w:p>
+            <w:r>
+              <w:rPr>
+                <w:b/>
+              </w:rPr>
+              <w:t>Type</w:t>
+            </w:r>
+          </w:p>
+        </w:tc>
+      </w:tr>
+      <w:tr>
+        <w:tc>
+          <w:tcPr>
+            <w:tcW w:w="0" w:type="auto"/>
+            <w:tcBorders>
+              <w:top w:val="single" w:sz="4" w:space="0" w:color="auto"/>
+              <w:left w:val="single" w:sz="4" w:space="0" w:color="auto"/>
+              <w:bottom w:val="single" w:sz="4" w:space="0" w:color="auto"/>
+              <w:right w:val="single" w:sz="4" w:space="0" w:color="auto"/>
+            </w:tcBorders>
+            <w:hideMark/>
+          </w:tcPr>
+          <w:p>
+            <w:r>
+              <w:t>BTS</w:t>
+            </w:r>
+          </w:p>
+        </w:tc>
+        <w:tc>
+          <w:tcPr>
+            <w:tcW w:w="0" w:type="auto"/>
+            <w:tcBorders>
+              <w:top w:val="single" w:sz="4" w:space="0" w:color="auto"/>
+              <w:left w:val="single" w:sz="4" w:space="0" w:color="auto"/>
+              <w:bottom w:val="single" w:sz="4" w:space="0" w:color="auto"/>
+              <w:right w:val="single" w:sz="4" w:space="0" w:color="auto"/>
+            </w:tcBorders>
+            <w:hideMark/>
+          </w:tcPr>
+          <w:p>
+            <w:proofErr w:type="spellStart"/>
+            <w:r>
+              <w:t>FlightDate</w:t>
+            </w:r>
+            <w:proofErr w:type="spellEnd"/>
+          </w:p>
+        </w:tc>
+        <w:tc>
+          <w:tcPr>
+            <w:tcW w:w="0" w:type="auto"/>
+            <w:tcBorders>
+              <w:top w:val="single" w:sz="4" w:space="0" w:color="auto"/>
+              <w:left w:val="single" w:sz="4" w:space="0" w:color="auto"/>
+              <w:bottom w:val="single" w:sz="4" w:space="0" w:color="auto"/>
+              <w:right w:val="single" w:sz="4" w:space="0" w:color="auto"/>
+            </w:tcBorders>
+            <w:hideMark/>
+          </w:tcPr>
+          <w:p>
+            <w:r>
+              <w:t>Scheduled date of the flight</w:t>
+            </w:r>
+          </w:p>
+        </w:tc>
+        <w:tc>
+          <w:tcPr>
+            <w:tcW w:w="0" w:type="auto"/>
+            <w:tcBorders>
+              <w:top w:val="single" w:sz="4" w:space="0" w:color="auto"/>
+              <w:left w:val="single" w:sz="4" w:space="0" w:color="auto"/>
+              <w:bottom w:val="single" w:sz="4" w:space="0" w:color="auto"/>
+              <w:right w:val="single" w:sz="4" w:space="0" w:color="auto"/>
+            </w:tcBorders>
+            <w:hideMark/>
+          </w:tcPr>
+          <w:p>
+            <w:r>
+              <w:t>Date</w:t>
+            </w:r>
+          </w:p>
+        </w:tc>
+      </w:tr>
+      <w:tr>
+        <w:tc>
+          <w:tcPr>
+            <w:tcW w:w="0" w:type="auto"/>
+            <w:tcBorders>
+              <w:top w:val="single" w:sz="4" w:space="0" w:color="auto"/>
+              <w:left w:val="single" w:sz="4" w:space="0" w:color="auto"/>
+              <w:bottom w:val="single" w:sz="4" w:space="0" w:color="auto"/>
+              <w:right w:val="single" w:sz="4" w:space="0" w:color="auto"/>
+            </w:tcBorders>
+            <w:hideMark/>
+          </w:tcPr>
+          <w:p>
+            <w:r>
+              <w:t>BTS</w:t>
+            </w:r>
+          </w:p>
+        </w:tc>
+        <w:tc>
+          <w:tcPr>
+            <w:tcW w:w="0" w:type="auto"/>
+            <w:tcBorders>
+              <w:top w:val="single" w:sz="4" w:space="0" w:color="auto"/>
+              <w:left w:val="single" w:sz="4" w:space="0" w:color="auto"/>
+              <w:bottom w:val="single" w:sz="4" w:space="0" w:color="auto"/>
+              <w:right w:val="single" w:sz="4" w:space="0" w:color="auto"/>
+            </w:tcBorders>
+            <w:hideMark/>
+          </w:tcPr>
+          <w:p>
+            <w:proofErr w:type="spellStart"/>
+            <w:r>
+              <w:t>Reporting_Airline</w:t>
+            </w:r>
+            <w:proofErr w:type="spellEnd"/>
+          </w:p>
+        </w:tc>
+        <w:tc>
+          <w:tcPr>
+            <w:tcW w:w="0" w:type="auto"/>
+            <w:tcBorders>
+              <w:top w:val="single" w:sz="4" w:space="0" w:color="auto"/>
+              <w:left w:val="single" w:sz="4" w:space="0" w:color="auto"/>
+              <w:bottom w:val="single" w:sz="4" w:space="0" w:color="auto"/>
+              <w:right w:val="single" w:sz="4" w:space="0" w:color="auto"/>
+            </w:tcBorders>
+            <w:hideMark/>
+          </w:tcPr>
+          <w:p>
+            <w:r>
+              <w:t>IATA carrier code</w:t>
+            </w:r>
+          </w:p>
+        </w:tc>
+        <w:tc>
+          <w:tcPr>
+            <w:tcW w:w="0" w:type="auto"/>
+            <w:tcBorders>
+              <w:top w:val="single" w:sz="4" w:space="0" w:color="auto"/>
+              <w:left w:val="single" w:sz="4" w:space="0" w:color="auto"/>
+              <w:bottom w:val="single" w:sz="4" w:space="0" w:color="auto"/>
+              <w:right w:val="single" w:sz="4" w:space="0" w:color="auto"/>
+            </w:tcBorders>
+            <w:hideMark/>
+          </w:tcPr>
+          <w:p>
+            <w:r>
+              <w:t>Categorical</w:t>
+            </w:r>
+          </w:p>
+        </w:tc>
+      </w:tr>
+      <w:tr>
+        <w:tc>
+          <w:tcPr>
+            <w:tcW w:w="0" w:type="auto"/>
+            <w:tcBorders>
+              <w:top w:val="single" w:sz="4" w:space="0" w:color="auto"/>
+              <w:left w:val="single" w:sz="4" w:space="0" w:color="auto"/>
+              <w:bottom w:val="single" w:sz="4" w:space="0" w:color="auto"/>
+              <w:right w:val="single" w:sz="4" w:space="0" w:color="auto"/>
+            </w:tcBorders>
+            <w:hideMark/>
+          </w:tcPr>
+          <w:p>
+            <w:r>
+              <w:t>BTS</w:t>
+            </w:r>
+          </w:p>
+        </w:tc>
+        <w:tc>
+          <w:tcPr>
+            <w:tcW w:w="0" w:type="auto"/>
+            <w:tcBorders>
+              <w:top w:val="single" w:sz="4" w:space="0" w:color="auto"/>
+              <w:left w:val="single" w:sz="4" w:space="0" w:color="auto"/>
+              <w:bottom w:val="single" w:sz="4" w:space="0" w:color="auto"/>
+              <w:right w:val="single" w:sz="4" w:space="0" w:color="auto"/>
+            </w:tcBorders>
+            <w:hideMark/>
+          </w:tcPr>
+          <w:p>
+            <w:r>
+              <w:t>Origin / Dest</w:t>
+            </w:r>
+          </w:p>
+        </w:tc>
+        <w:tc>
+          <w:tcPr>
+            <w:tcW w:w="0" w:type="auto"/>
+            <w:tcBorders>
+              <w:top w:val="single" w:sz="4" w:space="0" w:color="auto"/>
+              <w:left w:val="single" w:sz="4" w:space="0" w:color="auto"/>
+              <w:bottom w:val="single" w:sz="4" w:space="0" w:color="auto"/>
+              <w:right w:val="single" w:sz="4" w:space="0" w:color="auto"/>
+            </w:tcBorders>
+            <w:hideMark/>
+          </w:tcPr>
+          <w:p>
+            <w:r>
+              <w:t>Origin and destination airport IATA codes</w:t>
+            </w:r>
+          </w:p>
+        </w:tc>
+        <w:tc>
+          <w:tcPr>
+            <w:tcW w:w="0" w:type="auto"/>
+            <w:tcBorders>
+              <w:top w:val="single" w:sz="4" w:space="0" w:color="auto"/>
+              <w:left w:val="single" w:sz="4" w:space="0" w:color="auto"/>
+              <w:bottom w:val="single" w:sz="4" w:space="0" w:color="auto"/>
+              <w:right w:val="single" w:sz="4" w:space="0" w:color="auto"/>
+            </w:tcBorders>
+            <w:hideMark/>
+          </w:tcPr>
+          <w:p>
+            <w:r>
+              <w:t>Categorical</w:t>
+            </w:r>
+          </w:p>
+        </w:tc>
+      </w:tr>
+      <w:tr>
+        <w:tc>
+          <w:tcPr>
+            <w:tcW w:w="0" w:type="auto"/>
+            <w:tcBorders>
+              <w:top w:val="single" w:sz="4" w:space="0" w:color="auto"/>
+              <w:left w:val="single" w:sz="4" w:space="0" w:color="auto"/>
+              <w:bottom w:val="single" w:sz="4" w:space="0" w:color="auto"/>
+              <w:right w:val="single" w:sz="4" w:space="0" w:color="auto"/>
+            </w:tcBorders>
+            <w:hideMark/>
+          </w:tcPr>
+          <w:p>
+            <w:r>
+              <w:t>BTS</w:t>
+            </w:r>
+          </w:p>
+        </w:tc>
+        <w:tc>
+          <w:tcPr>
+            <w:tcW w:w="0" w:type="auto"/>
+            <w:tcBorders>
+              <w:top w:val="single" w:sz="4" w:space="0" w:color="auto"/>
+              <w:left w:val="single" w:sz="4" w:space="0" w:color="auto"/>
+              <w:bottom w:val="single" w:sz="4" w:space="0" w:color="auto"/>
+              <w:right w:val="single" w:sz="4" w:space="0" w:color="auto"/>
+            </w:tcBorders>
+            <w:hideMark/>
+          </w:tcPr>
+          <w:p>
+            <w:proofErr w:type="spellStart"/>
+            <w:r>
+              <w:t>CRSDepTime</w:t>
+            </w:r>
+            <w:proofErr w:type="spellEnd"/>
+            <w:r>
+              <w:t xml:space="preserve"> / </w:t>
+            </w:r>
+            <w:proofErr w:type="spellStart"/>
+            <w:r>
+              <w:t>CRSArrTime</w:t>
+            </w:r>
+            <w:proofErr w:type="spellEnd"/>
+          </w:p>
+        </w:tc>
+        <w:tc>
+          <w:tcPr>
+            <w:tcW w:w="0" w:type="auto"/>
+            <w:tcBorders>
+              <w:top w:val="single" w:sz="4" w:space="0" w:color="auto"/>
+              <w:left w:val="single" w:sz="4" w:space="0" w:color="auto"/>
+              <w:bottom w:val="single" w:sz="4" w:space="0" w:color="auto"/>
+              <w:right w:val="single" w:sz="4" w:space="0" w:color="auto"/>
+            </w:tcBorders>
+            <w:hideMark/>
+          </w:tcPr>
+          <w:p>
+            <w:r>
+              <w:t>Scheduled local departure / arrival time</w:t>
+            </w:r>
+          </w:p>
+        </w:tc>
+        <w:tc>
+          <w:tcPr>
+            <w:tcW w:w="0" w:type="auto"/>
+            <w:tcBorders>
+              <w:top w:val="single" w:sz="4" w:space="0" w:color="auto"/>
+              <w:left w:val="single" w:sz="4" w:space="0" w:color="auto"/>
+              <w:bottom w:val="single" w:sz="4" w:space="0" w:color="auto"/>
+              <w:right w:val="single" w:sz="4" w:space="0" w:color="auto"/>
+            </w:tcBorders>
+            <w:hideMark/>
+          </w:tcPr>
+          <w:p>
+            <w:r>
+              <w:t>Time</w:t>
+            </w:r>
+          </w:p>
+        </w:tc>
+      </w:tr>
+      <w:tr>
+        <w:tc>
+          <w:tcPr>
+            <w:tcW w:w="0" w:type="auto"/>
+            <w:tcBorders>
+              <w:top w:val="single" w:sz="4" w:space="0" w:color="auto"/>
+              <w:left w:val="single" w:sz="4" w:space="0" w:color="auto"/>
+              <w:bottom w:val="single" w:sz="4" w:space="0" w:color="auto"/>
+              <w:right w:val="single" w:sz="4" w:space="0" w:color="auto"/>
+            </w:tcBorders>
+            <w:hideMark/>
+          </w:tcPr>
+          <w:p>
+            <w:r>
+              <w:t>BTS</w:t>
+            </w:r>
+          </w:p>
+        </w:tc>
+        <w:tc>
+          <w:tcPr>
+            <w:tcW w:w="0" w:type="auto"/>
+            <w:tcBorders>
+              <w:top w:val="single" w:sz="4" w:space="0" w:color="auto"/>
+              <w:left w:val="single" w:sz="4" w:space="0" w:color="auto"/>
+              <w:bottom w:val="single" w:sz="4" w:space="0" w:color="auto"/>
+              <w:right w:val="single" w:sz="4" w:space="0" w:color="auto"/>
+            </w:tcBorders>
+            <w:hideMark/>
+          </w:tcPr>
+          <w:p>
+            <w:proofErr w:type="spellStart"/>
+            <w:r>
+              <w:t>DepDelayMinutes</w:t>
+            </w:r>
+            <w:proofErr w:type="spellEnd"/>
+          </w:p>
+        </w:tc>
+        <w:tc>
+          <w:tcPr>
+            <w:tcW w:w="0" w:type="auto"/>
+            <w:tcBorders>
+              <w:top w:val="single" w:sz="4" w:space="0" w:color="auto"/>
+              <w:left w:val="single" w:sz="4" w:space="0" w:color="auto"/>
+              <w:bottom w:val="single" w:sz="4" w:space="0" w:color="auto"/>
+              <w:right w:val="single" w:sz="4" w:space="0" w:color="auto"/>
+            </w:tcBorders>
+            <w:hideMark/>
+          </w:tcPr>
+          <w:p>
+            <w:r>
+              <w:t>Departure delay in minutes (0 if early/</w:t>
+            </w:r>
+            <w:proofErr w:type="gramStart"/>
+            <w:r>
+              <w:t>on-time</w:t>
+            </w:r>
+            <w:proofErr w:type="gramEnd"/>
+            <w:r>
+              <w:t>)</w:t>
+            </w:r>
+          </w:p>
+        </w:tc>
+        <w:tc>
+          <w:tcPr>
+            <w:tcW w:w="0" w:type="auto"/>
+            <w:tcBorders>
+              <w:top w:val="single" w:sz="4" w:space="0" w:color="auto"/>
+              <w:left w:val="single" w:sz="4" w:space="0" w:color="auto"/>
+              <w:bottom w:val="single" w:sz="4" w:space="0" w:color="auto"/>
+              <w:right w:val="single" w:sz="4" w:space="0" w:color="auto"/>
+            </w:tcBorders>
+            <w:hideMark/>
+          </w:tcPr>
+          <w:p>
+            <w:r>
+              <w:t>Numeric</w:t>
+            </w:r>
+          </w:p>
+        </w:tc>
+      </w:tr>
+      <w:tr>
+        <w:tc>
+          <w:tcPr>
+            <w:tcW w:w="0" w:type="auto"/>
+            <w:tcBorders>
+              <w:top w:val="single" w:sz="4" w:space="0" w:color="auto"/>
+              <w:left w:val="single" w:sz="4" w:space="0" w:color="auto"/>
+              <w:bottom w:val="single" w:sz="4" w:space="0" w:color="auto"/>
+              <w:right w:val="single" w:sz="4" w:space="0" w:color="auto"/>
+            </w:tcBorders>
+            <w:hideMark/>
+          </w:tcPr>
+          <w:p>
+            <w:r>
+              <w:t>BTS</w:t>
+            </w:r>
+          </w:p>
+        </w:tc>
+        <w:tc>
+          <w:tcPr>
+            <w:tcW w:w="0" w:type="auto"/>
+            <w:tcBorders>
+              <w:top w:val="single" w:sz="4" w:space="0" w:color="auto"/>
+              <w:left w:val="single" w:sz="4" w:space="0" w:color="auto"/>
+              <w:bottom w:val="single" w:sz="4" w:space="0" w:color="auto"/>
+              <w:right w:val="single" w:sz="4" w:space="0" w:color="auto"/>
+            </w:tcBorders>
+            <w:hideMark/>
+          </w:tcPr>
+          <w:p>
+            <w:proofErr w:type="spellStart"/>
+            <w:r>
+              <w:t>ArrDelayMinutes</w:t>
+            </w:r>
+            <w:proofErr w:type="spellEnd"/>
+          </w:p>
+        </w:tc>
+        <w:tc>
+          <w:tcPr>
+            <w:tcW w:w="0" w:type="auto"/>
+            <w:tcBorders>
+              <w:top w:val="single" w:sz="4" w:space="0" w:color="auto"/>
+              <w:left w:val="single" w:sz="4" w:space="0" w:color="auto"/>
+              <w:bottom w:val="single" w:sz="4" w:space="0" w:color="auto"/>
+              <w:right w:val="single" w:sz="4" w:space="0" w:color="auto"/>
+            </w:tcBorders>
+            <w:hideMark/>
+          </w:tcPr>
+          <w:p>
+            <w:r>
+              <w:t>Arrival delay in minutes — regression target</w:t>
+            </w:r>
+          </w:p>
+        </w:tc>
+        <w:tc>
+          <w:tcPr>
+            <w:tcW w:w="0" w:type="auto"/>
+            <w:tcBorders>
+              <w:top w:val="single" w:sz="4" w:space="0" w:color="auto"/>
+              <w:left w:val="single" w:sz="4" w:space="0" w:color="auto"/>
+              <w:bottom w:val="single" w:sz="4" w:space="0" w:color="auto"/>
+              <w:right w:val="single" w:sz="4" w:space="0" w:color="auto"/>
+            </w:tcBorders>
+            <w:hideMark/>
+          </w:tcPr>
+          <w:p>
+            <w:r>
+              <w:t>Numeric</w:t>
+            </w:r>
+          </w:p>
+        </w:tc>
+      </w:tr>
+      <w:tr>
+        <w:tc>
+          <w:tcPr>
+            <w:tcW w:w="0" w:type="auto"/>
+            <w:tcBorders>
+              <w:top w:val="single" w:sz="4" w:space="0" w:color="auto"/>
+              <w:left w:val="single" w:sz="4" w:space="0" w:color="auto"/>
+              <w:bottom w:val="single" w:sz="4" w:space="0" w:color="auto"/>
+              <w:right w:val="single" w:sz="4" w:space="0" w:color="auto"/>
+            </w:tcBorders>
+            <w:hideMark/>
+          </w:tcPr>
+          <w:p>
+            <w:r>
+              <w:t>BTS</w:t>
+            </w:r>
+          </w:p>
+        </w:tc>
+        <w:tc>
+          <w:tcPr>
+            <w:tcW w:w="0" w:type="auto"/>
+            <w:tcBorders>
+              <w:top w:val="single" w:sz="4" w:space="0" w:color="auto"/>
+              <w:left w:val="single" w:sz="4" w:space="0" w:color="auto"/>
+              <w:bottom w:val="single" w:sz="4" w:space="0" w:color="auto"/>
+              <w:right w:val="single" w:sz="4" w:space="0" w:color="auto"/>
+            </w:tcBorders>
+            <w:hideMark/>
+          </w:tcPr>
+          <w:p>
+            <w:r>
+              <w:t xml:space="preserve">Cancelled / </w:t>
+            </w:r>
+            <w:proofErr w:type="spellStart"/>
+            <w:r>
+              <w:t>CancellationCode</w:t>
+            </w:r>
+            <w:proofErr w:type="spellEnd"/>
+          </w:p>
+        </w:tc>
+        <w:tc>
+          <w:tcPr>
+            <w:tcW w:w="0" w:type="auto"/>
+            <w:tcBorders>
+              <w:top w:val="single" w:sz="4" w:space="0" w:color="auto"/>
+              <w:left w:val="single" w:sz="4" w:space="0" w:color="auto"/>
+              <w:bottom w:val="single" w:sz="4" w:space="0" w:color="auto"/>
+              <w:right w:val="single" w:sz="4" w:space="0" w:color="auto"/>
+            </w:tcBorders>
+            <w:hideMark/>
+          </w:tcPr>
+          <w:p>
+            <w:r>
+              <w:t>Cancellation flag and reason</w:t>
+            </w:r>
+          </w:p>
+        </w:tc>
+        <w:tc>
+          <w:tcPr>
+            <w:tcW w:w="0" w:type="auto"/>
+            <w:tcBorders>
+              <w:top w:val="single" w:sz="4" w:space="0" w:color="auto"/>
+              <w:left w:val="single" w:sz="4" w:space="0" w:color="auto"/>
+              <w:bottom w:val="single" w:sz="4" w:space="0" w:color="auto"/>
+              <w:right w:val="single" w:sz="4" w:space="0" w:color="auto"/>
+            </w:tcBorders>
+            <w:hideMark/>
+          </w:tcPr>
+          <w:p>
+            <w:r>
+              <w:t>Boolean / Categorical</w:t>
+            </w:r>
+          </w:p>
+        </w:tc>
+      </w:tr>
+      <w:tr>
+        <w:tc>
+          <w:tcPr>
+            <w:tcW w:w="0" w:type="auto"/>
+            <w:tcBorders>
+              <w:top w:val="single" w:sz="4" w:space="0" w:color="auto"/>
+              <w:left w:val="single" w:sz="4" w:space="0" w:color="auto"/>
+              <w:bottom w:val="single" w:sz="4" w:space="0" w:color="auto"/>
+              <w:right w:val="single" w:sz="4" w:space="0" w:color="auto"/>
+            </w:tcBorders>
+            <w:hideMark/>
+          </w:tcPr>
+          <w:p>
+            <w:r>
+              <w:lastRenderedPageBreak/>
+              <w:t>BTS</w:t>
+            </w:r>
+          </w:p>
+        </w:tc>
+        <w:tc>
+          <w:tcPr>
+            <w:tcW w:w="0" w:type="auto"/>
+            <w:tcBorders>
+              <w:top w:val="single" w:sz="4" w:space="0" w:color="auto"/>
+              <w:left w:val="single" w:sz="4" w:space="0" w:color="auto"/>
+              <w:bottom w:val="single" w:sz="4" w:space="0" w:color="auto"/>
+              <w:right w:val="single" w:sz="4" w:space="0" w:color="auto"/>
+            </w:tcBorders>
+            <w:hideMark/>
+          </w:tcPr>
+          <w:p>
+            <w:proofErr w:type="spellStart"/>
+            <w:r>
+              <w:t>CarrierDelay</w:t>
+            </w:r>
+            <w:proofErr w:type="spellEnd"/>
+            <w:r>
+              <w:t xml:space="preserve">, </w:t>
+            </w:r>
+            <w:proofErr w:type="spellStart"/>
+            <w:r>
+              <w:t>WeatherDelay</w:t>
+            </w:r>
+            <w:proofErr w:type="spellEnd"/>
+            <w:r>
+              <w:t xml:space="preserve">, </w:t>
+            </w:r>
+            <w:proofErr w:type="spellStart"/>
+            <w:r>
+              <w:t>NASDelay</w:t>
+            </w:r>
+            <w:proofErr w:type="spellEnd"/>
+            <w:r>
+              <w:t xml:space="preserve">, </w:t>
+            </w:r>
+            <w:proofErr w:type="spellStart"/>
+            <w:r>
+              <w:t>SecurityDelay</w:t>
+            </w:r>
+            <w:proofErr w:type="spellEnd"/>
+            <w:r>
+              <w:t xml:space="preserve">, </w:t>
+            </w:r>
+            <w:proofErr w:type="spellStart"/>
+            <w:r>
+              <w:t>LateAircraftDelay</w:t>
+            </w:r>
+            <w:proofErr w:type="spellEnd"/>
+          </w:p>
+        </w:tc>
+        <w:tc>
+          <w:tcPr>
+            <w:tcW w:w="0" w:type="auto"/>
+            <w:tcBorders>
+              <w:top w:val="single" w:sz="4" w:space="0" w:color="auto"/>
+              <w:left w:val="single" w:sz="4" w:space="0" w:color="auto"/>
+              <w:bottom w:val="single" w:sz="4" w:space="0" w:color="auto"/>
+              <w:right w:val="single" w:sz="4" w:space="0" w:color="auto"/>
+            </w:tcBorders>
+            <w:hideMark/>
+          </w:tcPr>
+          <w:p>
+            <w:r>
+              <w:t>Delay minutes attributed to each cause</w:t>
+            </w:r>
+          </w:p>
+        </w:tc>
+        <w:tc>
+          <w:tcPr>
+            <w:tcW w:w="0" w:type="auto"/>
+            <w:tcBorders>
+              <w:top w:val="single" w:sz="4" w:space="0" w:color="auto"/>
+              <w:left w:val="single" w:sz="4" w:space="0" w:color="auto"/>
+              <w:bottom w:val="single" w:sz="4" w:space="0" w:color="auto"/>
+              <w:right w:val="single" w:sz="4" w:space="0" w:color="auto"/>
+            </w:tcBorders>
+            <w:hideMark/>
+          </w:tcPr>
+          <w:p>
+            <w:r>
+              <w:t>Numeric</w:t>
+            </w:r>
+          </w:p>
+        </w:tc>
+      </w:tr>
+      <w:tr>
+        <w:tc>
+          <w:tcPr>
+            <w:tcW w:w="0" w:type="auto"/>
+            <w:tcBorders>
+              <w:top w:val="single" w:sz="4" w:space="0" w:color="auto"/>
+              <w:left w:val="single" w:sz="4" w:space="0" w:color="auto"/>
+              <w:bottom w:val="single" w:sz="4" w:space="0" w:color="auto"/>
+              <w:right w:val="single" w:sz="4" w:space="0" w:color="auto"/>
+            </w:tcBorders>
+            <w:hideMark/>
+          </w:tcPr>
+          <w:p>
+            <w:r>
+              <w:t>BTS</w:t>
+            </w:r>
+          </w:p>
+        </w:tc>
+        <w:tc>
+          <w:tcPr>
+            <w:tcW w:w="0" w:type="auto"/>
+            <w:tcBorders>
+              <w:top w:val="single" w:sz="4" w:space="0" w:color="auto"/>
+              <w:left w:val="single" w:sz="4" w:space="0" w:color="auto"/>
+              <w:bottom w:val="single" w:sz="4" w:space="0" w:color="auto"/>
+              <w:right w:val="single" w:sz="4" w:space="0" w:color="auto"/>
+            </w:tcBorders>
+            <w:hideMark/>
+          </w:tcPr>
+          <w:p>
+            <w:r>
+              <w:t>Distance</w:t>
+            </w:r>
+          </w:p>
+        </w:tc>
+        <w:tc>
+          <w:tcPr>
+            <w:tcW w:w="0" w:type="auto"/>
+            <w:tcBorders>
+              <w:top w:val="single" w:sz="4" w:space="0" w:color="auto"/>
+              <w:left w:val="single" w:sz="4" w:space="0" w:color="auto"/>
+              <w:bottom w:val="single" w:sz="4" w:space="0" w:color="auto"/>
+              <w:right w:val="single" w:sz="4" w:space="0" w:color="auto"/>
+            </w:tcBorders>
+            <w:hideMark/>
+          </w:tcPr>
+          <w:p>
+            <w:r>
+              <w:t>Route distance in miles</w:t>
+            </w:r>
+          </w:p>
+        </w:tc>
+        <w:tc>
+          <w:tcPr>
+            <w:tcW w:w="0" w:type="auto"/>
+            <w:tcBorders>
+              <w:top w:val="single" w:sz="4" w:space="0" w:color="auto"/>
+              <w:left w:val="single" w:sz="4" w:space="0" w:color="auto"/>
+              <w:bottom w:val="single" w:sz="4" w:space="0" w:color="auto"/>
+              <w:right w:val="single" w:sz="4" w:space="0" w:color="auto"/>
+            </w:tcBorders>
+            <w:hideMark/>
+          </w:tcPr>
+          <w:p>
+            <w:r>
+              <w:t>Numeric</w:t>
+            </w:r>
+          </w:p>
+        </w:tc>
+      </w:tr>
+      <w:tr>
+        <w:tc>
+          <w:tcPr>
+            <w:tcW w:w="0" w:type="auto"/>
+            <w:tcBorders>
+              <w:top w:val="single" w:sz="4" w:space="0" w:color="auto"/>
+              <w:left w:val="single" w:sz="4" w:space="0" w:color="auto"/>
+              <w:bottom w:val="single" w:sz="4" w:space="0" w:color="auto"/>
+              <w:right w:val="single" w:sz="4" w:space="0" w:color="auto"/>
+            </w:tcBorders>
+            <w:hideMark/>
+          </w:tcPr>
+          <w:p>
+            <w:r>
+              <w:t>NOAA GHCN-Daily</w:t>
+            </w:r>
+          </w:p>
+        </w:tc>
+        <w:tc>
+          <w:tcPr>
+            <w:tcW w:w="0" w:type="auto"/>
+            <w:tcBorders>
+              <w:top w:val="single" w:sz="4" w:space="0" w:color="auto"/>
+              <w:left w:val="single" w:sz="4" w:space="0" w:color="auto"/>
+              <w:bottom w:val="single" w:sz="4" w:space="0" w:color="auto"/>
+              <w:right w:val="single" w:sz="4" w:space="0" w:color="auto"/>
+            </w:tcBorders>
+            <w:hideMark/>
+          </w:tcPr>
+          <w:p>
+            <w:r>
+              <w:t>STATION, DATE</w:t>
+            </w:r>
+          </w:p>
+        </w:tc>
+        <w:tc>
+          <w:tcPr>
+            <w:tcW w:w="0" w:type="auto"/>
+            <w:tcBorders>
+              <w:top w:val="single" w:sz="4" w:space="0" w:color="auto"/>
+              <w:left w:val="single" w:sz="4" w:space="0" w:color="auto"/>
+              <w:bottom w:val="single" w:sz="4" w:space="0" w:color="auto"/>
+              <w:right w:val="single" w:sz="4" w:space="0" w:color="auto"/>
+            </w:tcBorders>
+            <w:hideMark/>
+          </w:tcPr>
+          <w:p>
+            <w:r>
+              <w:t>Weather station identifier and observation date</w:t>
+            </w:r>
+          </w:p>
+        </w:tc>
+        <w:tc>
+          <w:tcPr>
+            <w:tcW w:w="0" w:type="auto"/>
+            <w:tcBorders>
+              <w:top w:val="single" w:sz="4" w:space="0" w:color="auto"/>
+              <w:left w:val="single" w:sz="4" w:space="0" w:color="auto"/>
+              <w:bottom w:val="single" w:sz="4" w:space="0" w:color="auto"/>
+              <w:right w:val="single" w:sz="4" w:space="0" w:color="auto"/>
+            </w:tcBorders>
+            <w:hideMark/>
+          </w:tcPr>
+          <w:p>
+            <w:r>
+              <w:t>Categorical / Date</w:t>
+            </w:r>
+          </w:p>
+        </w:tc>
+      </w:tr>
+      <w:tr>
+        <w:tc>
+          <w:tcPr>
+            <w:tcW w:w="0" w:type="auto"/>
+            <w:tcBorders>
+              <w:top w:val="single" w:sz="4" w:space="0" w:color="auto"/>
+              <w:left w:val="single" w:sz="4" w:space="0" w:color="auto"/>
+              <w:bottom w:val="single" w:sz="4" w:space="0" w:color="auto"/>
+              <w:right w:val="single" w:sz="4" w:space="0" w:color="auto"/>
+            </w:tcBorders>
+            <w:hideMark/>
+          </w:tcPr>
+          <w:p>
+            <w:r>
+              <w:t>NOAA GHCN-Daily</w:t>
+            </w:r>
+          </w:p>
+        </w:tc>
+        <w:tc>
+          <w:tcPr>
+            <w:tcW w:w="0" w:type="auto"/>
+            <w:tcBorders>
+              <w:top w:val="single" w:sz="4" w:space="0" w:color="auto"/>
+              <w:left w:val="single" w:sz="4" w:space="0" w:color="auto"/>
+              <w:bottom w:val="single" w:sz="4" w:space="0" w:color="auto"/>
+              <w:right w:val="single" w:sz="4" w:space="0" w:color="auto"/>
+            </w:tcBorders>
+            <w:hideMark/>
+          </w:tcPr>
+          <w:p>
+            <w:r>
+              <w:t>PRCP, SNOW, TMAX, TMIN, AWND</w:t>
+            </w:r>
+          </w:p>
+        </w:tc>
+        <w:tc>
+          <w:tcPr>
+            <w:tcW w:w="0" w:type="auto"/>
+            <w:tcBorders>
+              <w:top w:val="single" w:sz="4" w:space="0" w:color="auto"/>
+              <w:left w:val="single" w:sz="4" w:space="0" w:color="auto"/>
+              <w:bottom w:val="single" w:sz="4" w:space="0" w:color="auto"/>
+              <w:right w:val="single" w:sz="4" w:space="0" w:color="auto"/>
+            </w:tcBorders>
+            <w:hideMark/>
+          </w:tcPr>
+          <w:p>
+            <w:r>
+              <w:t>Precipitation, snowfall, temperature extremes, wind speed</w:t>
+            </w:r>
+          </w:p>
+        </w:tc>
+        <w:tc>
+          <w:tcPr>
+            <w:tcW w:w="0" w:type="auto"/>
+            <w:tcBorders>
+              <w:top w:val="single" w:sz="4" w:space="0" w:color="auto"/>
+              <w:left w:val="single" w:sz="4" w:space="0" w:color="auto"/>
+              <w:bottom w:val="single" w:sz="4" w:space="0" w:color="auto"/>
+              <w:right w:val="single" w:sz="4" w:space="0" w:color="auto"/>
+            </w:tcBorders>
+            <w:hideMark/>
+          </w:tcPr>
+          <w:p>
+            <w:r>
+              <w:t>Numeric</w:t>
+            </w:r>
+          </w:p>
+        </w:tc>
+      </w:tr>
+      <w:tr>
+        <w:tc>
+          <w:tcPr>
+            <w:tcW w:w="0" w:type="auto"/>
+            <w:tcBorders>
+              <w:top w:val="single" w:sz="4" w:space="0" w:color="auto"/>
+              <w:left w:val="single" w:sz="4" w:space="0" w:color="auto"/>
+              <w:bottom w:val="single" w:sz="4" w:space="0" w:color="auto"/>
+              <w:right w:val="single" w:sz="4" w:space="0" w:color="auto"/>
+            </w:tcBorders>
+            <w:hideMark/>
+          </w:tcPr>
+          <w:p>
+            <w:proofErr w:type="spellStart"/>
+            <w:r>
+              <w:t>OpenFlights</w:t>
+            </w:r>
+            <w:proofErr w:type="spellEnd"/>
+          </w:p>
+        </w:tc>
+        <w:tc>
+          <w:tcPr>
+            <w:tcW w:w="0" w:type="auto"/>
+            <w:tcBorders>
+              <w:top w:val="single" w:sz="4" w:space="0" w:color="auto"/>
+              <w:left w:val="single" w:sz="4" w:space="0" w:color="auto"/>
+              <w:bottom w:val="single" w:sz="4" w:space="0" w:color="auto"/>
+              <w:right w:val="single" w:sz="4" w:space="0" w:color="auto"/>
+            </w:tcBorders>
+            <w:hideMark/>
+          </w:tcPr>
+          <w:p>
+            <w:proofErr w:type="spellStart"/>
+            <w:r>
+              <w:t>airport_id</w:t>
+            </w:r>
+            <w:proofErr w:type="spellEnd"/>
+            <w:r>
+              <w:t>, IATA, ICAO</w:t>
+            </w:r>
+          </w:p>
+        </w:tc>
+        <w:tc>
+          <w:tcPr>
+            <w:tcW w:w="0" w:type="auto"/>
+            <w:tcBorders>
+              <w:top w:val="single" w:sz="4" w:space="0" w:color="auto"/>
+              <w:left w:val="single" w:sz="4" w:space="0" w:color="auto"/>
+              <w:bottom w:val="single" w:sz="4" w:space="0" w:color="auto"/>
+              <w:right w:val="single" w:sz="4" w:space="0" w:color="auto"/>
+            </w:tcBorders>
+            <w:hideMark/>
+          </w:tcPr>
+          <w:p>
+            <w:r>
+              <w:t>Airport identifiers used to join to BTS Origin/Dest</w:t>
+            </w:r>
+          </w:p>
+        </w:tc>
+        <w:tc>
+          <w:tcPr>
+            <w:tcW w:w="0" w:type="auto"/>
+            <w:tcBorders>
+              <w:top w:val="single" w:sz="4" w:space="0" w:color="auto"/>
+              <w:left w:val="single" w:sz="4" w:space="0" w:color="auto"/>
+              <w:bottom w:val="single" w:sz="4" w:space="0" w:color="auto"/>
+              <w:right w:val="single" w:sz="4" w:space="0" w:color="auto"/>
+            </w:tcBorders>
+            <w:hideMark/>
+          </w:tcPr>
+          <w:p>
+            <w:r>
+              <w:t>Categorical</w:t>
+            </w:r>
+          </w:p>
+        </w:tc>
+      </w:tr>
+      <w:tr>
+        <w:tc>
+          <w:tcPr>
+            <w:tcW w:w="0" w:type="auto"/>
+            <w:tcBorders>
+              <w:top w:val="single" w:sz="4" w:space="0" w:color="auto"/>
+              <w:left w:val="single" w:sz="4" w:space="0" w:color="auto"/>
+              <w:bottom w:val="single" w:sz="4" w:space="0" w:color="auto"/>
+              <w:right w:val="single" w:sz="4" w:space="0" w:color="auto"/>
+            </w:tcBorders>
+            <w:hideMark/>
+          </w:tcPr>
+          <w:p>
+            <w:proofErr w:type="spellStart"/>
+            <w:r>
+              <w:t>OpenFlights</w:t>
+            </w:r>
+            <w:proofErr w:type="spellEnd"/>
+          </w:p>
+        </w:tc>
+        <w:tc>
+          <w:tcPr>
+            <w:tcW w:w="0" w:type="auto"/>
+            <w:tcBorders>
+              <w:top w:val="single" w:sz="4" w:space="0" w:color="auto"/>
+              <w:left w:val="single" w:sz="4" w:space="0" w:color="auto"/>
+              <w:bottom w:val="single" w:sz="4" w:space="0" w:color="auto"/>
+              <w:right w:val="single" w:sz="4" w:space="0" w:color="auto"/>
+            </w:tcBorders>
+            <w:hideMark/>
+          </w:tcPr>
+          <w:p>
+            <w:r>
+              <w:t>latitude, longitude</w:t>
+            </w:r>
+          </w:p>
+        </w:tc>
+        <w:tc>
+          <w:tcPr>
+            <w:tcW w:w="0" w:type="auto"/>
+            <w:tcBorders>
+              <w:top w:val="single" w:sz="4" w:space="0" w:color="auto"/>
+              <w:left w:val="single" w:sz="4" w:space="0" w:color="auto"/>
+              <w:bottom w:val="single" w:sz="4" w:space="0" w:color="auto"/>
+              <w:right w:val="single" w:sz="4" w:space="0" w:color="auto"/>
+            </w:tcBorders>
+            <w:hideMark/>
+          </w:tcPr>
+          <w:p>
+            <w:r>
+              <w:t>Airport coordinates, used for nearest-station weather join</w:t>
+            </w:r>
+          </w:p>
+        </w:tc>
+        <w:tc>
+          <w:tcPr>
+            <w:tcW w:w="0" w:type="auto"/>
+            <w:tcBorders>
+              <w:top w:val="single" w:sz="4" w:space="0" w:color="auto"/>
+              <w:left w:val="single" w:sz="4" w:space="0" w:color="auto"/>
+              <w:bottom w:val="single" w:sz="4" w:space="0" w:color="auto"/>
+              <w:right w:val="single" w:sz="4" w:space="0" w:color="auto"/>
+            </w:tcBorders>
+            <w:hideMark/>
+          </w:tcPr>
+          <w:p>
+            <w:r>
+              <w:t>Numeric</w:t>
+            </w:r>
+          </w:p>
+        </w:tc>
+      </w:tr>
+    </w:tbl>
+    <w:p/>
+    <w:p>
+      <w:pPr>
+        <w:pStyle w:val="Heading2"/>
+      </w:pPr>
+      <w:bookmarkStart w:id="17" w:name="_Toc237725069"/>
+      <w:r>
+        <w:t>Appendix B: Detailed Pipeline Process Design</w:t>
+      </w:r>
+      <w:bookmarkEnd w:id="17"/>
+    </w:p>
+    <w:p>
+      <w:r>
+        <w:t>Instead of giving the code for an actual implementation of each of the 5 "architecture" layers outlined in section 4, each layer is detailed at the design level, that is, what the layer is responsible for and what the layer passes on to the next.</w:t>
+      </w:r>
+    </w:p>
+    <w:p>
+      <w:pPr>
+        <w:pStyle w:val="ListBullet"/>
+        <w:tabs>
+          <w:tab w:val="num" w:pos="360"/>
+        </w:tabs>
+        <w:ind w:left="360" w:hanging="360"/>
+      </w:pPr>
+      <w:r>
+        <w:t xml:space="preserve">Lineage tracking of downloaded files is performed with retention of checksums, and with scheduled Airflow tasks pulling monthly BTS extractions over HTTPS, NOAA GHCN-Daily records over bulk FTP with API </w:t>
+      </w:r>
+      <w:proofErr w:type="gramStart"/>
+      <w:r>
+        <w:t>fallback, and</w:t>
+      </w:r>
+      <w:proofErr w:type="gramEnd"/>
+      <w:r>
+        <w:t xml:space="preserve"> finally picking up of the static </w:t>
+      </w:r>
+      <w:proofErr w:type="spellStart"/>
+      <w:r>
+        <w:t>OpenFlights</w:t>
+      </w:r>
+      <w:proofErr w:type="spellEnd"/>
+      <w:r>
+        <w:t xml:space="preserve"> CSV.</w:t>
+      </w:r>
+    </w:p>
+    <w:p>
+      <w:pPr>
+        <w:pStyle w:val="ListBullet"/>
+        <w:tabs>
+          <w:tab w:val="num" w:pos="360"/>
+        </w:tabs>
+        <w:ind w:left="360" w:hanging="360"/>
+      </w:pPr>
+      <w:r>
+        <w:t>Storage (</w:t>
+      </w:r>
+      <w:proofErr w:type="spellStart"/>
+      <w:r>
+        <w:t>MinIO</w:t>
+      </w:r>
+      <w:proofErr w:type="spellEnd"/>
+      <w:r>
+        <w:t xml:space="preserve">): three buckets to store the data: the raw-zone (where the data lands before being immutable), curated-zone (where the data is stored after </w:t>
+      </w:r>
+      <w:proofErr w:type="spellStart"/>
+      <w:r>
+        <w:t>DuckDB</w:t>
+      </w:r>
+      <w:proofErr w:type="spellEnd"/>
+      <w:r>
+        <w:t xml:space="preserve"> cleanup and typed), and feature-zone (model-ready, versioned by training run, feature tables).</w:t>
+      </w:r>
+    </w:p>
+    <w:p>
+      <w:pPr>
+        <w:pStyle w:val="ListBullet"/>
+        <w:tabs>
+          <w:tab w:val="num" w:pos="360"/>
+        </w:tabs>
+        <w:ind w:left="360" w:hanging="360"/>
+      </w:pPr>
+      <w:r>
+        <w:t>Processing (</w:t>
+      </w:r>
+      <w:proofErr w:type="spellStart"/>
+      <w:r>
+        <w:t>DuckDB</w:t>
+      </w:r>
+      <w:proofErr w:type="spellEnd"/>
+      <w:r>
+        <w:t xml:space="preserve">): SQL transformations deduplicate data on flight-leg keys, </w:t>
+      </w:r>
+      <w:proofErr w:type="spellStart"/>
+      <w:r>
+        <w:t>normalise</w:t>
+      </w:r>
+      <w:proofErr w:type="spellEnd"/>
+      <w:r>
+        <w:t xml:space="preserve"> the local-to-UTC conversion for departure and arrival time, join the flight information to the nearest station for the date of the flight, join the flight information to the airport data using IATA code, and impute missing delay-cause codes according to a set of rules.</w:t>
+      </w:r>
+    </w:p>
+    <w:p>
+      <w:pPr>
+        <w:pStyle w:val="ListBullet"/>
+        <w:tabs>
+          <w:tab w:val="num" w:pos="360"/>
+        </w:tabs>
+        <w:ind w:left="360" w:hanging="360"/>
+      </w:pPr>
+      <w:r>
+        <w:lastRenderedPageBreak/>
+        <w:t>Temporal features (hour of day, day of week, holiday flag), carrier/airport delay-rate features (rolling the last 7 days) and features built from the graph (hub-centrality features based on Li et. al. (2024)) are added as features; models are trained on walk-forward windows and models are registered with their feature-set version for reproducibility.</w:t>
+      </w:r>
+    </w:p>
+    <w:p>
+      <w:pPr>
+        <w:pStyle w:val="ListBullet"/>
+        <w:numPr>
+          <w:ilvl w:val="0"/>
+          <w:numId w:val="0"/>
+        </w:numPr>
+        <w:ind w:left="360"/>
+      </w:pPr>
+      <w:proofErr w:type="spellStart"/>
+      <w:r>
+        <w:t>Visualisation</w:t>
+      </w:r>
+      <w:proofErr w:type="spellEnd"/>
+      <w:r>
+        <w:t xml:space="preserve">/automation: </w:t>
+      </w:r>
+      <w:proofErr w:type="spellStart"/>
+      <w:r>
+        <w:t>Visualisation</w:t>
+      </w:r>
+      <w:proofErr w:type="spellEnd"/>
+      <w:r>
+        <w:t xml:space="preserve"> is built into the </w:t>
+      </w:r>
+      <w:proofErr w:type="spellStart"/>
+      <w:r>
+        <w:t>Plotly</w:t>
+      </w:r>
+      <w:proofErr w:type="spellEnd"/>
+      <w:r>
+        <w:t xml:space="preserve"> Dash app, which is only fed by the feature-zone and a predictions table only updated by the nightly batch-scoring task scheduled by Airflow.</w:t>
+      </w:r>
+    </w:p>
+    <w:p/>
+    <w:p>
+      <w:pPr>
+        <w:pStyle w:val="Heading2"/>
+      </w:pPr>
+      <w:bookmarkStart w:id="18" w:name="_Toc237725070"/>
+      <w:r>
+        <w:t>Appendix C: Model Development and Evaluation Plan</w:t>
+      </w:r>
+      <w:bookmarkEnd w:id="18"/>
+    </w:p>
+    <w:p>
+      <w:pPr>
+        <w:pStyle w:val="Caption"/>
+        <w:keepNext/>
+      </w:pPr>
+      <w:r>
+        <w:t xml:space="preserve">Table </w:t>
+      </w:r>
+      <w:r>
+        <w:fldChar w:fldCharType="begin"/>
+      </w:r>
+      <w:r>
+        <w:instrText xml:space="preserve"> SEQ Table \* ARABIC </w:instrText>
+      </w:r>
+      <w:r>
+        <w:fldChar w:fldCharType="separate"/>
+      </w:r>
+      <w:r>
+        <w:rPr>
+          <w:noProof/>
+        </w:rPr>
+        <w:t>6</w:t>
+      </w:r>
+      <w:r>
+        <w:rPr>
+          <w:noProof/>
+        </w:rPr>
+        <w:fldChar w:fldCharType="end"/>
+      </w:r>
+      <w:r>
+        <w:t xml:space="preserve">: </w:t>
+      </w:r>
+      <w:r>
+        <w:t>Planned models and evaluation metrics.</w:t>
+      </w:r>
+    </w:p>
+    <w:tbl>
+      <w:tblPr>
+        <w:tblStyle w:val="TableGrid"/>
+        <w:tblW w:w="0" w:type="auto"/>
+        <w:tblLook w:val="04A0" w:firstRow="1" w:lastRow="0" w:firstColumn="1" w:lastColumn="0" w:noHBand="0" w:noVBand="1"/>
+      </w:tblPr>
+      <w:tblGrid>
+        <w:gridCol w:w="1810"/>
+        <w:gridCol w:w="2109"/>
+        <w:gridCol w:w="2710"/>
+        <w:gridCol w:w="2387"/>
+      </w:tblGrid>
+      <w:tr>
+        <w:tc>
+          <w:tcPr>
+            <w:tcW w:w="0" w:type="auto"/>
+          </w:tcPr>
+          <w:p>
+            <w:r>
+              <w:rPr>
+                <w:b/>
+              </w:rPr>
+              <w:t>Task</w:t>
+            </w:r>
+          </w:p>
+        </w:tc>
+        <w:tc>
+          <w:tcPr>
+            <w:tcW w:w="0" w:type="auto"/>
+          </w:tcPr>
+          <w:p>
+            <w:r>
+              <w:rPr>
+                <w:b/>
+              </w:rPr>
+              <w:t>Candidate Models</w:t>
+            </w:r>
+          </w:p>
+        </w:tc>
+        <w:tc>
+          <w:tcPr>
+            <w:tcW w:w="0" w:type="auto"/>
+          </w:tcPr>
+          <w:p>
+            <w:r>
+              <w:rPr>
+                <w:b/>
+              </w:rPr>
+              <w:t>Key Hyperparameters</w:t>
+            </w:r>
+          </w:p>
+        </w:tc>
+        <w:tc>
+          <w:tcPr>
+            <w:tcW w:w="0" w:type="auto"/>
+          </w:tcPr>
+          <w:p>
+            <w:r>
+              <w:rPr>
+                <w:b/>
+              </w:rPr>
+              <w:t>Evaluation Metrics</w:t>
+            </w:r>
+          </w:p>
+        </w:tc>
+      </w:tr>
+      <w:tr>
+        <w:tc>
+          <w:tcPr>
+            <w:tcW w:w="0" w:type="auto"/>
+          </w:tcPr>
+          <w:p>
+            <w:r>
+              <w:t>Delay classification (delay / no delay)</w:t>
+            </w:r>
+          </w:p>
+        </w:tc>
+        <w:tc>
+          <w:tcPr>
+            <w:tcW w:w="0" w:type="auto"/>
+          </w:tcPr>
+          <w:p>
+            <w:r>
+              <w:t xml:space="preserve">Logistic Regression (baseline), Random Forest, </w:t>
+            </w:r>
+            <w:proofErr w:type="spellStart"/>
+            <w:r>
+              <w:t>XGBoost</w:t>
+            </w:r>
+            <w:proofErr w:type="spellEnd"/>
+            <w:r>
+              <w:t xml:space="preserve">, </w:t>
+            </w:r>
+            <w:proofErr w:type="spellStart"/>
+            <w:r>
+              <w:t>LightGBM</w:t>
+            </w:r>
+            <w:proofErr w:type="spellEnd"/>
+          </w:p>
+        </w:tc>
+        <w:tc>
+          <w:tcPr>
+            <w:tcW w:w="0" w:type="auto"/>
+          </w:tcPr>
+          <w:p>
+            <w:r>
+              <w:t xml:space="preserve">Max depth, learning rate, </w:t>
+            </w:r>
+            <w:proofErr w:type="spellStart"/>
+            <w:r>
+              <w:t>n_estimators</w:t>
+            </w:r>
+            <w:proofErr w:type="spellEnd"/>
+            <w:r>
+              <w:t xml:space="preserve">, class weight / </w:t>
+            </w:r>
+            <w:proofErr w:type="spellStart"/>
+            <w:r>
+              <w:t>scale_pos_weight</w:t>
+            </w:r>
+            <w:proofErr w:type="spellEnd"/>
+          </w:p>
+        </w:tc>
+        <w:tc>
+          <w:tcPr>
+            <w:tcW w:w="0" w:type="auto"/>
+          </w:tcPr>
+          <w:p>
+            <w:r>
+              <w:t>AUC-ROC, F1, precision/recall, Brier score, calibration curve</w:t>
+            </w:r>
+          </w:p>
+        </w:tc>
+      </w:tr>
+      <w:tr>
+        <w:tc>
+          <w:tcPr>
+            <w:tcW w:w="0" w:type="auto"/>
+          </w:tcPr>
+          <w:p>
+            <w:r>
+              <w:t>Delay-duration regression (minutes)</w:t>
+            </w:r>
+          </w:p>
+        </w:tc>
+        <w:tc>
+          <w:tcPr>
+            <w:tcW w:w="0" w:type="auto"/>
+          </w:tcPr>
+          <w:p>
+            <w:proofErr w:type="spellStart"/>
+            <w:r>
+              <w:t>XGBoost</w:t>
+            </w:r>
+            <w:proofErr w:type="spellEnd"/>
+            <w:r>
+              <w:t xml:space="preserve"> Regressor, </w:t>
+            </w:r>
+            <w:proofErr w:type="spellStart"/>
+            <w:r>
+              <w:t>LightGBM</w:t>
+            </w:r>
+            <w:proofErr w:type="spellEnd"/>
+            <w:r>
+              <w:t xml:space="preserve"> Regressor</w:t>
+            </w:r>
+          </w:p>
+        </w:tc>
+        <w:tc>
+          <w:tcPr>
+            <w:tcW w:w="0" w:type="auto"/>
+          </w:tcPr>
+          <w:p>
+            <w:r>
+              <w:t xml:space="preserve">Max depth, learning rate, </w:t>
+            </w:r>
+            <w:proofErr w:type="spellStart"/>
+            <w:r>
+              <w:t>n_estimators</w:t>
+            </w:r>
+            <w:proofErr w:type="spellEnd"/>
+            <w:r>
+              <w:t>, objective function</w:t>
+            </w:r>
+          </w:p>
+        </w:tc>
+        <w:tc>
+          <w:tcPr>
+            <w:tcW w:w="0" w:type="auto"/>
+          </w:tcPr>
+          <w:p>
+            <w:r>
+              <w:t>MAE, RMSE, R²</w:t>
+            </w:r>
+          </w:p>
+        </w:tc>
+      </w:tr>
+      <w:tr>
+        <w:tc>
+          <w:tcPr>
+            <w:tcW w:w="0" w:type="auto"/>
+          </w:tcPr>
+          <w:p>
+            <w:r>
+              <w:t>Fairness check (per Mehrabi et al., 2021)</w:t>
+            </w:r>
+          </w:p>
+        </w:tc>
+        <w:tc>
+          <w:tcPr>
+            <w:tcW w:w="0" w:type="auto"/>
+          </w:tcPr>
+          <w:p>
+            <w:r>
+              <w:t>Same trained models, sliced by group</w:t>
+            </w:r>
+          </w:p>
+        </w:tc>
+        <w:tc>
+          <w:tcPr>
+            <w:tcW w:w="0" w:type="auto"/>
+          </w:tcPr>
+          <w:p>
+            <w:r>
+              <w:t>Grouping variables: carrier type, hub classification, route geography</w:t>
+            </w:r>
+          </w:p>
+        </w:tc>
+        <w:tc>
+          <w:tcPr>
+            <w:tcW w:w="0" w:type="auto"/>
+          </w:tcPr>
+          <w:p>
+            <w:proofErr w:type="spellStart"/>
+            <w:r>
+              <w:t>Equalised</w:t>
+            </w:r>
+            <w:proofErr w:type="spellEnd"/>
+            <w:r>
+              <w:t>-odds gap, demographic parity gap, per-group AUC/F1</w:t>
+            </w:r>
+          </w:p>
+        </w:tc>
+      </w:tr>
+    </w:tbl>
+    <w:p/>
+    <w:p>
+      <w:pPr>
+        <w:pStyle w:val="Heading2"/>
+      </w:pPr>
+      <w:bookmarkStart w:id="19" w:name="_Toc237725071"/>
+      <w:r>
+        <w:t>Appendix D: Technology Justification Matrix</w:t>
+      </w:r>
+      <w:bookmarkEnd w:id="19"/>
+    </w:p>
+    <w:p>
+      <w:pPr>
+        <w:pStyle w:val="Caption"/>
+        <w:keepNext/>
+      </w:pPr>
+      <w:r>
+        <w:t xml:space="preserve">Table </w:t>
+      </w:r>
+      <w:r>
+        <w:fldChar w:fldCharType="begin"/>
+      </w:r>
+      <w:r>
+        <w:instrText xml:space="preserve"> SEQ Table \* ARABIC </w:instrText>
+      </w:r>
+      <w:r>
+        <w:fldChar w:fldCharType="separate"/>
+      </w:r>
+      <w:r>
+        <w:rPr>
+          <w:noProof/>
+        </w:rPr>
+        <w:t>7</w:t>
+      </w:r>
+      <w:r>
+        <w:rPr>
+          <w:noProof/>
+        </w:rPr>
+        <w:fldChar w:fldCharType="end"/>
+      </w:r>
+      <w:r>
+        <w:t xml:space="preserve">: </w:t>
+      </w:r>
+      <w:r>
+        <w:t>Tool choices and alternatives considered</w:t>
+      </w:r>
+    </w:p>
+    <w:tbl>
+      <w:tblPr>
+        <w:tblStyle w:val="TableGrid"/>
+        <w:tblW w:w="0" w:type="auto"/>
+        <w:tblLook w:val="04A0" w:firstRow="1" w:lastRow="0" w:firstColumn="1" w:lastColumn="0" w:noHBand="0" w:noVBand="1"/>
+      </w:tblPr>
+      <w:tblGrid>
+        <w:gridCol w:w="1524"/>
+        <w:gridCol w:w="1883"/>
+        <w:gridCol w:w="5609"/>
+      </w:tblGrid>
+      <w:tr>
+        <w:tc>
+          <w:tcPr>
+            <w:tcW w:w="0" w:type="auto"/>
+          </w:tcPr>
+          <w:p>
+            <w:r>
+              <w:rPr>
+                <w:b/>
+              </w:rPr>
+              <w:t>Tool Selected</w:t>
+            </w:r>
+          </w:p>
+        </w:tc>
+        <w:tc>
+          <w:tcPr>
+            <w:tcW w:w="0" w:type="auto"/>
+          </w:tcPr>
+          <w:p>
+            <w:r>
+              <w:rPr>
+                <w:b/>
+              </w:rPr>
+              <w:t>Alternative(s) Considered</w:t>
+            </w:r>
+          </w:p>
+        </w:tc>
+        <w:tc>
+          <w:tcPr>
+            <w:tcW w:w="0" w:type="auto"/>
+          </w:tcPr>
+          <w:p>
+            <w:r>
+              <w:rPr>
+                <w:b/>
+              </w:rPr>
+              <w:t>Rationale</w:t>
+            </w:r>
+          </w:p>
+        </w:tc>
+      </w:tr>
+      <w:tr>
+        <w:tc>
+          <w:tcPr>
+            <w:tcW w:w="0" w:type="auto"/>
+          </w:tcPr>
+          <w:p>
+            <w:proofErr w:type="spellStart"/>
+            <w:r>
+              <w:t>DuckDB</w:t>
+            </w:r>
+            <w:proofErr w:type="spellEnd"/>
+          </w:p>
+        </w:tc>
+        <w:tc>
+          <w:tcPr>
+            <w:tcW w:w="0" w:type="auto"/>
+          </w:tcPr>
+          <w:p>
+            <w:r>
+              <w:t>Apache Spark</w:t>
+            </w:r>
+          </w:p>
+        </w:tc>
+        <w:tc>
+          <w:tcPr>
+            <w:tcW w:w="0" w:type="auto"/>
+          </w:tcPr>
+          <w:p>
+            <w:r>
+              <w:t>In-process SQL engine is sufficient for the ~2.5 GB Parquet feature store; avoids cluster setup and operational overhead</w:t>
+            </w:r>
+          </w:p>
+        </w:tc>
+      </w:tr>
+      <w:tr>
+        <w:tc>
+          <w:tcPr>
+            <w:tcW w:w="0" w:type="auto"/>
+          </w:tcPr>
+          <w:p>
+            <w:proofErr w:type="spellStart"/>
+            <w:r>
+              <w:lastRenderedPageBreak/>
+              <w:t>MinIO</w:t>
+            </w:r>
+            <w:proofErr w:type="spellEnd"/>
+          </w:p>
+        </w:tc>
+        <w:tc>
+          <w:tcPr>
+            <w:tcW w:w="0" w:type="auto"/>
+          </w:tcPr>
+          <w:p>
+            <w:r>
+              <w:t>AWS S3</w:t>
+            </w:r>
+          </w:p>
+        </w:tc>
+        <w:tc>
+          <w:tcPr>
+            <w:tcW w:w="0" w:type="auto"/>
+          </w:tcPr>
+          <w:p>
+            <w:r>
+              <w:t>Self-hosted and free during development; exposes an S3-compatible API, so migration to a cloud bucket later is low-risk</w:t>
+            </w:r>
+          </w:p>
+        </w:tc>
+      </w:tr>
+      <w:tr>
+        <w:tc>
+          <w:tcPr>
+            <w:tcW w:w="0" w:type="auto"/>
+          </w:tcPr>
+          <w:p>
+            <w:proofErr w:type="spellStart"/>
+            <w:r>
+              <w:t>XGBoost</w:t>
+            </w:r>
+            <w:proofErr w:type="spellEnd"/>
+            <w:r>
+              <w:t xml:space="preserve"> / </w:t>
+            </w:r>
+            <w:proofErr w:type="spellStart"/>
+            <w:r>
+              <w:t>LightGBM</w:t>
+            </w:r>
+            <w:proofErr w:type="spellEnd"/>
+          </w:p>
+        </w:tc>
+        <w:tc>
+          <w:tcPr>
+            <w:tcW w:w="0" w:type="auto"/>
+          </w:tcPr>
+          <w:p>
+            <w:proofErr w:type="spellStart"/>
+            <w:r>
+              <w:t>CatBoost</w:t>
+            </w:r>
+            <w:proofErr w:type="spellEnd"/>
+            <w:r>
+              <w:t>, neural networks</w:t>
+            </w:r>
+          </w:p>
+        </w:tc>
+        <w:tc>
+          <w:tcPr>
+            <w:tcW w:w="0" w:type="auto"/>
+          </w:tcPr>
+          <w:p>
+            <w:r>
+              <w:t xml:space="preserve">Strong reported performance on large tabular aviation data (Dai, 2024; </w:t>
+            </w:r>
+            <w:proofErr w:type="spellStart"/>
+            <w:r>
+              <w:t>Lambelho</w:t>
+            </w:r>
+            <w:proofErr w:type="spellEnd"/>
+            <w:r>
+              <w:t xml:space="preserve"> et al., 2020) with faster training and SHAP-based interpretability</w:t>
+            </w:r>
+          </w:p>
+        </w:tc>
+      </w:tr>
+      <w:tr>
+        <w:tc>
+          <w:tcPr>
+            <w:tcW w:w="0" w:type="auto"/>
+          </w:tcPr>
+          <w:p>
+            <w:proofErr w:type="spellStart"/>
+            <w:r>
+              <w:t>Plotly</w:t>
+            </w:r>
+            <w:proofErr w:type="spellEnd"/>
+            <w:r>
+              <w:t xml:space="preserve"> Dash</w:t>
+            </w:r>
+          </w:p>
+        </w:tc>
+        <w:tc>
+          <w:tcPr>
+            <w:tcW w:w="0" w:type="auto"/>
+          </w:tcPr>
+          <w:p>
+            <w:proofErr w:type="spellStart"/>
+            <w:r>
+              <w:t>Streamlit</w:t>
+            </w:r>
+            <w:proofErr w:type="spellEnd"/>
+            <w:r>
+              <w:t>, Tableau</w:t>
+            </w:r>
+          </w:p>
+        </w:tc>
+        <w:tc>
+          <w:tcPr>
+            <w:tcW w:w="0" w:type="auto"/>
+          </w:tcPr>
+          <w:p>
+            <w:r>
+              <w:t>Full callback control for interactive filtering by carrier/airport/date, and remains open-source and Python-native</w:t>
+            </w:r>
+          </w:p>
+        </w:tc>
+      </w:tr>
+      <w:tr>
+        <w:tc>
+          <w:tcPr>
+            <w:tcW w:w="0" w:type="auto"/>
+          </w:tcPr>
+          <w:p>
+            <w:r>
+              <w:t>Apache Airflow</w:t>
+            </w:r>
+          </w:p>
+        </w:tc>
+        <w:tc>
+          <w:tcPr>
+            <w:tcW w:w="0" w:type="auto"/>
+          </w:tcPr>
+          <w:p>
+            <w:r>
+              <w:t xml:space="preserve">Prefect, </w:t>
+            </w:r>
+            <w:proofErr w:type="spellStart"/>
+            <w:r>
+              <w:t>cron</w:t>
+            </w:r>
+            <w:proofErr w:type="spellEnd"/>
+          </w:p>
+        </w:tc>
+        <w:tc>
+          <w:tcPr>
+            <w:tcW w:w="0" w:type="auto"/>
+          </w:tcPr>
+          <w:p>
+            <w:r>
+              <w:t>Mature DAG scheduling with built-in retry semantics and run history, needed for the nightly batch-scoring workflow</w:t>
+            </w:r>
+          </w:p>
+        </w:tc>
+      </w:tr>
+    </w:tbl>
     <w:p/>
     <w:sectPr>
       <w:pgSz w:w="11906" w:h="16838"/>
@@ -2059,6 +3974,35 @@
     </w:sectPr>
   </w:body>
 </w:document>
+</file>
+
+<file path=word/numbering.xml><?xml version="1.0" encoding="utf-8"?>
+<w:numbering xmlns:wpc="http://schemas.microsoft.com/office/word/2010/wordprocessingCanvas" xmlns:cx="http://schemas.microsoft.com/office/drawing/2014/chartex" xmlns:cx1="http://schemas.microsoft.com/office/drawing/2015/9/8/chartex" xmlns:cx2="http://schemas.microsoft.com/office/drawing/2015/10/21/chartex" xmlns:cx3="http://schemas.microsoft.com/office/drawing/2016/5/9/chartex" xmlns:cx4="http://schemas.microsoft.com/office/drawing/2016/5/10/chartex" xmlns:cx5="http://schemas.microsoft.com/office/drawing/2016/5/11/chartex" xmlns:cx6="http://schemas.microsoft.com/office/drawing/2016/5/12/chartex" xmlns:cx7="http://schemas.microsoft.com/office/drawing/2016/5/13/chartex" xmlns:cx8="http://schemas.microsoft.com/office/drawing/2016/5/14/chartex" xmlns:mc="http://schemas.openxmlformats.org/markup-compatibility/2006" xmlns:aink="http://schemas.microsoft.com/office/drawing/2016/ink" xmlns:am3d="http://schemas.microsoft.com/office/drawing/2017/model3d" xmlns:o="urn:schemas-microsoft-com:office:office" xmlns:oel="http://schemas.microsoft.com/office/2019/extlst" xmlns:r="http://schemas.openxmlformats.org/officeDocument/2006/relationships" xmlns:m="http://schemas.openxmlformats.org/officeDocument/2006/math" xmlns:v="urn:schemas-microsoft-com:vml" xmlns:wp14="http://schemas.microsoft.com/office/word/2010/wordprocessingDrawing" xmlns:wp="http://schemas.openxmlformats.org/drawingml/2006/wordprocessingDrawing" xmlns:w10="urn:schemas-microsoft-com:office:word" xmlns:w="http://schemas.openxmlformats.org/wordprocessingml/2006/main" xmlns:w14="http://schemas.microsoft.com/office/word/2010/wordml" xmlns:w15="http://schemas.microsoft.com/office/word/2012/wordml" xmlns:w16cei="http://schemas.microsoft.com/office/word/2026/wordml/cei" xmlns:w16cex="http://schemas.microsoft.com/office/word/2018/wordml/cex" xmlns:w16cid="http://schemas.microsoft.com/office/word/2016/wordml/cid" xmlns:w16="http://schemas.microsoft.com/office/word/2018/wordml" xmlns:w16du="http://schemas.microsoft.com/office/word/2023/wordml/word16du" xmlns:w16sdtdh="http://schemas.microsoft.com/office/word/2020/wordml/sdtdatahash" xmlns:w16sdtfl="http://schemas.microsoft.com/office/word/2024/wordml/sdtformatlock" xmlns:w16se="http://schemas.microsoft.com/office/word/2015/wordml/symex" xmlns:wpg="http://schemas.microsoft.com/office/word/2010/wordprocessingGroup" xmlns:wpi="http://schemas.microsoft.com/office/word/2010/wordprocessingInk" xmlns:wne="http://schemas.microsoft.com/office/word/2006/wordml" xmlns:wps="http://schemas.microsoft.com/office/word/2010/wordprocessingShape" mc:Ignorable="w14 w15 w16se w16cid w16 w16cex w16sdtdh w16sdtfl w16du wp14">
+  <w:abstractNum w:abstractNumId="0" w15:restartNumberingAfterBreak="0">
+    <w:nsid w:val="FFFFFF89"/>
+    <w:multiLevelType w:val="singleLevel"/>
+    <w:tmpl w:val="72E2BE84"/>
+    <w:lvl w:ilvl="0">
+      <w:start w:val="1"/>
+      <w:numFmt w:val="bullet"/>
+      <w:pStyle w:val="ListBullet"/>
+      <w:lvlText w:val=""/>
+      <w:lvlJc w:val="left"/>
+      <w:pPr>
+        <w:tabs>
+          <w:tab w:val="num" w:pos="360"/>
+        </w:tabs>
+        <w:ind w:left="360" w:hanging="360"/>
+      </w:pPr>
+      <w:rPr>
+        <w:rFonts w:ascii="Symbol" w:hAnsi="Symbol" w:hint="default"/>
+      </w:rPr>
+    </w:lvl>
+  </w:abstractNum>
+  <w:num w:numId="1" w16cid:durableId="1656302392">
+    <w:abstractNumId w:val="0"/>
+  </w:num>
+</w:numbering>
 </file>
 
 <file path=word/styles.xml><?xml version="1.0" encoding="utf-8"?>
@@ -3108,6 +5052,23 @@
       <w:u w:val="single"/>
     </w:rPr>
   </w:style>
+  <w:style w:type="paragraph" w:styleId="ListBullet">
+    <w:name w:val="List Bullet"/>
+    <w:basedOn w:val="Normal"/>
+    <w:uiPriority w:val="99"/>
+    <w:unhideWhenUsed/>
+    <w:rsid w:val="006A09AC"/>
+    <w:pPr>
+      <w:numPr>
+        <w:numId w:val="1"/>
+      </w:numPr>
+      <w:tabs>
+        <w:tab w:val="clear" w:pos="360"/>
+      </w:tabs>
+      <w:ind w:left="0" w:firstLine="0"/>
+      <w:contextualSpacing/>
+    </w:pPr>
+  </w:style>
 </w:styles>
 </file>
 
